--- a/policies/build/preview/HCO.COP.11_v2_preview.docx
+++ b/policies/build/preview/HCO.COP.11_v2_preview.docx
@@ -406,7 +406,7 @@
                 <w:sz w:val="18"/>
                 <w:szCs w:val="18"/>
               </w:rPr>
-              <w:t xml:space="preserve">«Patient Rights Officer»  Name «________»</w:t>
+              <w:t xml:space="preserve">«Paediatric In-Charge»  Name «________»</w:t>
             </w:r>
           </w:p>
         </w:tc>
@@ -839,7 +839,7 @@
           <w:sz w:val="22"/>
           <w:szCs w:val="22"/>
         </w:rPr>
-        <w:t xml:space="preserve">3. Do not skip: Those who care for children have age-specic competency.</w:t>
+        <w:t xml:space="preserve">3. Do not skip: Those who care for children have age-specific competency.</w:t>
       </w:r>
     </w:p>
     <w:p>
@@ -995,7 +995,7 @@
         <w:spacing w:after="100" w:before="220"/>
       </w:pPr>
       <w:r>
-        <w:t xml:space="preserve">5.3 Those who care for children have age-specic competency</w:t>
+        <w:t xml:space="preserve">5.3 Those who care for children have age-specific competency</w:t>
       </w:r>
     </w:p>
     <w:p>
@@ -1007,7 +1007,7 @@
           <w:sz w:val="22"/>
           <w:szCs w:val="22"/>
         </w:rPr>
-        <w:t xml:space="preserve">Those who care for children have age-specic competency.</w:t>
+        <w:t xml:space="preserve">Those who care for children have age-specific competency.</w:t>
       </w:r>
     </w:p>
     <w:p>
@@ -2327,7 +2327,7 @@
           <w:sz w:val="22"/>
           <w:szCs w:val="22"/>
         </w:rPr>
-        <w:t xml:space="preserve">Medical Superintendent; Paediatric In-Charge; Quality Coordinator; department clinical staff covered by COP.11.</w:t>
+        <w:t xml:space="preserve">Medical Superintendent; Paediatric In-Charge; Quality Coordinator; department clinical staff covered by COP.11</w:t>
       </w:r>
     </w:p>
     <w:p>
@@ -2712,7 +2712,7 @@
                 <w:sz w:val="18"/>
                 <w:szCs w:val="18"/>
               </w:rPr>
-              <w:t xml:space="preserve">Those who care for children have age-specic competency.</w:t>
+              <w:t xml:space="preserve">Those who care for children have age-specific competency.</w:t>
             </w:r>
           </w:p>
         </w:tc>
@@ -3395,7 +3395,7 @@
         <w:spacing w:after="100" w:before="220"/>
       </w:pPr>
       <w:r>
-        <w:t xml:space="preserve">COP.11.c — Those who care for children have age-specic competency.</w:t>
+        <w:t xml:space="preserve">COP.11.c — Those who care for children have age-specific competency.</w:t>
       </w:r>
     </w:p>
     <w:p>
